--- a/docs/files/f12_背调报告-亿滋-供应链部门管理培训生-广州（2027届）（供应链运营）.docx
+++ b/docs/files/f12_背调报告-亿滋-供应链部门管理培训生-广州（2027届）（供应链运营）.docx
@@ -5390,7 +5390,7 @@
         <w:rPr>
           <w:rFonts w:eastAsia="宋体" w:ascii="Times New Roman" w:hAnsi="Times New Roman"/>
         </w:rPr>
-        <w:t>：面试时问「定岗城市是否可协商/轮岗后是否必须留广州」「是否有长三角基地的内调机会」；同时用苏州岗（pid 3483463，83 分·冲刺档）做对照择优。</w:t>
+        <w:t>：面试时问「定岗城市是否可协商/轮岗后是否必须留广州」「是否有长三角基地的内调机会」；同时用苏州岗（pid 3483463，78 分·稳妥档）做对照择优。</w:t>
       </w:r>
     </w:p>
     <w:p>
@@ -5776,7 +5776,7 @@
         <w:rPr>
           <w:rFonts w:eastAsia="宋体" w:ascii="Times New Roman" w:hAnsi="Times New Roman"/>
         </w:rPr>
-        <w:t>：把本岗与苏州岗放在一起做取舍（苏州 83 分·冲刺档 vs 广州 79 分·稳妥档），并确认两岗</w:t>
+        <w:t>：把本岗与苏州岗放在一起做取舍（苏州 78 分·稳妥档 vs 广州 74 分·稳妥档；2026-09-27 口径刷新后两岗同为稳妥档），并确认两岗</w:t>
       </w:r>
       <w:r>
         <w:rPr>
